--- a/CTGS_SRS (1).docx
+++ b/CTGS_SRS (1).docx
@@ -53,26 +53,6 @@
           <w:sz w:val="22"/>
         </w:rPr>
         <w:t>1.0</w:t>
-      </w:r>
-    </w:p>
-    <w:p>
-      <w:pPr>
-        <w:spacing w:after="40"/>
-      </w:pPr>
-      <w:r>
-        <w:rPr>
-          <w:rFonts w:ascii="Arial" w:hAnsi="Arial" w:eastAsia="Arial" w:cs="Arial"/>
-          <w:b/>
-          <w:sz w:val="22"/>
-        </w:rPr>
-        <w:t xml:space="preserve">Authors: </w:t>
-      </w:r>
-      <w:r>
-        <w:rPr>
-          <w:rFonts w:ascii="Arial" w:hAnsi="Arial" w:eastAsia="Arial" w:cs="Arial"/>
-          <w:sz w:val="22"/>
-        </w:rPr>
-        <w:t>Samarth (PES1UG24AM243) and Team</w:t>
       </w:r>
     </w:p>
     <w:p>
@@ -149,8 +129,7 @@
       <w:tblGrid>
         <w:gridCol w:w="1000"/>
         <w:gridCol w:w="1300"/>
-        <w:gridCol w:w="1400"/>
-        <w:gridCol w:w="3940"/>
+        <w:gridCol w:w="5340"/>
         <w:gridCol w:w="1000"/>
       </w:tblGrid>
       <w:tr>
@@ -198,26 +177,7 @@
         </w:tc>
         <w:tc>
           <w:tcPr>
-            <w:tcW w:type="dxa" w:w="1400"/>
-            <w:shd w:val="clear" w:color="auto" w:fill="DCE6F1"/>
-          </w:tcPr>
-          <w:p>
-            <w:pPr>
-              <w:spacing w:after="0" w:before="0" w:line="240" w:lineRule="auto"/>
-            </w:pPr>
-            <w:r>
-              <w:rPr>
-                <w:rFonts w:ascii="Arial" w:hAnsi="Arial" w:eastAsia="Arial" w:cs="Arial"/>
-                <w:b/>
-                <w:sz w:val="18"/>
-              </w:rPr>
-              <w:t>Author</w:t>
-            </w:r>
-          </w:p>
-        </w:tc>
-        <w:tc>
-          <w:tcPr>
-            <w:tcW w:type="dxa" w:w="3940"/>
+            <w:tcW w:type="dxa" w:w="5340"/>
             <w:shd w:val="clear" w:color="auto" w:fill="DCE6F1"/>
           </w:tcPr>
           <w:p>
@@ -294,24 +254,7 @@
         </w:tc>
         <w:tc>
           <w:tcPr>
-            <w:tcW w:type="dxa" w:w="1400"/>
-          </w:tcPr>
-          <w:p>
-            <w:pPr>
-              <w:spacing w:after="0" w:before="0" w:line="240" w:lineRule="auto"/>
-            </w:pPr>
-            <w:r>
-              <w:rPr>
-                <w:rFonts w:ascii="Arial" w:hAnsi="Arial" w:eastAsia="Arial" w:cs="Arial"/>
-                <w:sz w:val="18"/>
-              </w:rPr>
-              <w:t>Samarth</w:t>
-            </w:r>
-          </w:p>
-        </w:tc>
-        <w:tc>
-          <w:tcPr>
-            <w:tcW w:type="dxa" w:w="3940"/>
+            <w:tcW w:type="dxa" w:w="5340"/>
           </w:tcPr>
           <w:p>
             <w:pPr>
@@ -383,8 +326,7 @@
       </w:tblPr>
       <w:tblGrid>
         <w:gridCol w:w="2400"/>
-        <w:gridCol w:w="2200"/>
-        <w:gridCol w:w="2640"/>
+        <w:gridCol w:w="4840"/>
         <w:gridCol w:w="1400"/>
       </w:tblGrid>
       <w:tr>
@@ -413,26 +355,7 @@
         </w:tc>
         <w:tc>
           <w:tcPr>
-            <w:tcW w:type="dxa" w:w="2200"/>
-            <w:shd w:val="clear" w:color="auto" w:fill="DCE6F1"/>
-          </w:tcPr>
-          <w:p>
-            <w:pPr>
-              <w:spacing w:after="0" w:before="0" w:line="240" w:lineRule="auto"/>
-            </w:pPr>
-            <w:r>
-              <w:rPr>
-                <w:rFonts w:ascii="Arial" w:hAnsi="Arial" w:eastAsia="Arial" w:cs="Arial"/>
-                <w:b/>
-                <w:sz w:val="18"/>
-              </w:rPr>
-              <w:t>Name</w:t>
-            </w:r>
-          </w:p>
-        </w:tc>
-        <w:tc>
-          <w:tcPr>
-            <w:tcW w:type="dxa" w:w="2640"/>
+            <w:tcW w:type="dxa" w:w="4840"/>
             <w:shd w:val="clear" w:color="auto" w:fill="DCE6F1"/>
           </w:tcPr>
           <w:p>
@@ -492,17 +415,7 @@
         </w:tc>
         <w:tc>
           <w:tcPr>
-            <w:tcW w:type="dxa" w:w="2200"/>
-          </w:tcPr>
-          <w:p>
-            <w:pPr>
-              <w:spacing w:after="0" w:before="0" w:line="240" w:lineRule="auto"/>
-            </w:pPr>
-          </w:p>
-        </w:tc>
-        <w:tc>
-          <w:tcPr>
-            <w:tcW w:type="dxa" w:w="2640"/>
+            <w:tcW w:type="dxa" w:w="4840"/>
           </w:tcPr>
           <w:p>
             <w:pPr>
@@ -544,17 +457,7 @@
         </w:tc>
         <w:tc>
           <w:tcPr>
-            <w:tcW w:type="dxa" w:w="2200"/>
-          </w:tcPr>
-          <w:p>
-            <w:pPr>
-              <w:spacing w:after="0" w:before="0" w:line="240" w:lineRule="auto"/>
-            </w:pPr>
-          </w:p>
-        </w:tc>
-        <w:tc>
-          <w:tcPr>
-            <w:tcW w:type="dxa" w:w="2640"/>
+            <w:tcW w:type="dxa" w:w="4840"/>
           </w:tcPr>
           <w:p>
             <w:pPr>
@@ -596,17 +499,7 @@
         </w:tc>
         <w:tc>
           <w:tcPr>
-            <w:tcW w:type="dxa" w:w="2200"/>
-          </w:tcPr>
-          <w:p>
-            <w:pPr>
-              <w:spacing w:after="0" w:before="0" w:line="240" w:lineRule="auto"/>
-            </w:pPr>
-          </w:p>
-        </w:tc>
-        <w:tc>
-          <w:tcPr>
-            <w:tcW w:type="dxa" w:w="2640"/>
+            <w:tcW w:type="dxa" w:w="4840"/>
           </w:tcPr>
           <w:p>
             <w:pPr>
